--- a/knowledge_commons/constitutions/competency_mapping/sciences/Aruvi_Science_Mapping_Constitution_science.docx
+++ b/knowledge_commons/constitutions/competency_mapping/sciences/Aruvi_Science_Mapping_Constitution_science.docx
@@ -32,6 +32,39 @@
           <w:szCs w:val="32"/>
         </w:rPr>
         <w:t>Science Competency Mapping Constitution</w:t>
+      </w:r>
+      <w:r>
+        <w:rPr>
+          <w:rFonts w:cs="Arial"/>
+          <w:b/>
+          <w:bCs/>
+          <w:color w:val="2E75B6"/>
+          <w:sz w:val="32"/>
+          <w:szCs w:val="32"/>
+        </w:rPr>
+        <w:t xml:space="preserve"> (not used. Refer to </w:t>
+      </w:r>
+      <w:r>
+        <w:rPr>
+          <w:rFonts w:cs="Arial"/>
+          <w:b/>
+          <w:bCs/>
+          <w:color w:val="2E75B6"/>
+          <w:sz w:val="32"/>
+          <w:szCs w:val="32"/>
+        </w:rPr>
+        <w:t>prompt_effort_index_competency_mapping_science</w:t>
+      </w:r>
+      <w:r>
+        <w:rPr>
+          <w:rFonts w:cs="Arial"/>
+          <w:b/>
+          <w:bCs/>
+          <w:color w:val="2E75B6"/>
+          <w:sz w:val="32"/>
+          <w:szCs w:val="32"/>
+        </w:rPr>
+        <w:t>.md)</w:t>
       </w:r>
     </w:p>
     <w:p>
@@ -70,12 +103,6 @@
         <w:gridCol w:w="6960"/>
       </w:tblGrid>
       <w:tr>
-        <w:tblPrEx>
-          <w:tblCellMar>
-            <w:top w:w="0" w:type="dxa"/>
-            <w:bottom w:w="0" w:type="dxa"/>
-          </w:tblCellMar>
-        </w:tblPrEx>
         <w:tc>
           <w:tcPr>
             <w:tcW w:w="2400" w:type="dxa"/>
@@ -133,12 +160,6 @@
         </w:tc>
       </w:tr>
       <w:tr>
-        <w:tblPrEx>
-          <w:tblCellMar>
-            <w:top w:w="0" w:type="dxa"/>
-            <w:bottom w:w="0" w:type="dxa"/>
-          </w:tblCellMar>
-        </w:tblPrEx>
         <w:tc>
           <w:tcPr>
             <w:tcW w:w="2400" w:type="dxa"/>
@@ -196,12 +217,6 @@
         </w:tc>
       </w:tr>
       <w:tr>
-        <w:tblPrEx>
-          <w:tblCellMar>
-            <w:top w:w="0" w:type="dxa"/>
-            <w:bottom w:w="0" w:type="dxa"/>
-          </w:tblCellMar>
-        </w:tblPrEx>
         <w:tc>
           <w:tcPr>
             <w:tcW w:w="2400" w:type="dxa"/>
@@ -259,12 +274,6 @@
         </w:tc>
       </w:tr>
       <w:tr>
-        <w:tblPrEx>
-          <w:tblCellMar>
-            <w:top w:w="0" w:type="dxa"/>
-            <w:bottom w:w="0" w:type="dxa"/>
-          </w:tblCellMar>
-        </w:tblPrEx>
         <w:tc>
           <w:tcPr>
             <w:tcW w:w="2400" w:type="dxa"/>
@@ -322,12 +331,6 @@
         </w:tc>
       </w:tr>
       <w:tr>
-        <w:tblPrEx>
-          <w:tblCellMar>
-            <w:top w:w="0" w:type="dxa"/>
-            <w:bottom w:w="0" w:type="dxa"/>
-          </w:tblCellMar>
-        </w:tblPrEx>
         <w:tc>
           <w:tcPr>
             <w:tcW w:w="2400" w:type="dxa"/>
@@ -385,12 +388,6 @@
         </w:tc>
       </w:tr>
       <w:tr>
-        <w:tblPrEx>
-          <w:tblCellMar>
-            <w:top w:w="0" w:type="dxa"/>
-            <w:bottom w:w="0" w:type="dxa"/>
-          </w:tblCellMar>
-        </w:tblPrEx>
         <w:tc>
           <w:tcPr>
             <w:tcW w:w="2400" w:type="dxa"/>
@@ -515,12 +512,6 @@
         <w:gridCol w:w="6760"/>
       </w:tblGrid>
       <w:tr>
-        <w:tblPrEx>
-          <w:tblCellMar>
-            <w:top w:w="0" w:type="dxa"/>
-            <w:bottom w:w="0" w:type="dxa"/>
-          </w:tblCellMar>
-        </w:tblPrEx>
         <w:tc>
           <w:tcPr>
             <w:tcW w:w="600" w:type="dxa"/>
@@ -610,12 +601,6 @@
         </w:tc>
       </w:tr>
       <w:tr>
-        <w:tblPrEx>
-          <w:tblCellMar>
-            <w:top w:w="0" w:type="dxa"/>
-            <w:bottom w:w="0" w:type="dxa"/>
-          </w:tblCellMar>
-        </w:tblPrEx>
         <w:tc>
           <w:tcPr>
             <w:tcW w:w="600" w:type="dxa"/>
@@ -701,12 +686,6 @@
         </w:tc>
       </w:tr>
       <w:tr>
-        <w:tblPrEx>
-          <w:tblCellMar>
-            <w:top w:w="0" w:type="dxa"/>
-            <w:bottom w:w="0" w:type="dxa"/>
-          </w:tblCellMar>
-        </w:tblPrEx>
         <w:tc>
           <w:tcPr>
             <w:tcW w:w="600" w:type="dxa"/>
@@ -792,12 +771,6 @@
         </w:tc>
       </w:tr>
       <w:tr>
-        <w:tblPrEx>
-          <w:tblCellMar>
-            <w:top w:w="0" w:type="dxa"/>
-            <w:bottom w:w="0" w:type="dxa"/>
-          </w:tblCellMar>
-        </w:tblPrEx>
         <w:tc>
           <w:tcPr>
             <w:tcW w:w="600" w:type="dxa"/>
@@ -823,6 +796,7 @@
                 <w:bCs/>
                 <w:color w:val="2E75B6"/>
               </w:rPr>
+              <w:lastRenderedPageBreak/>
               <w:t>3</w:t>
             </w:r>
           </w:p>
@@ -877,14 +851,7 @@
               <w:rPr>
                 <w:rFonts w:cs="Arial"/>
               </w:rPr>
-              <w:t xml:space="preserve">The system SHALL produce a chapter summary of 600–900 words mirroring the textbook's section headings in order. The summary </w:t>
-            </w:r>
-            <w:r>
-              <w:rPr>
-                <w:rFonts w:cs="Arial"/>
-              </w:rPr>
-              <w:lastRenderedPageBreak/>
-              <w:t>describes what the chapter teaches — its concepts, phenomena, and content organisation. It notes the existence of activities without elaborating them. It does not describe exercises. Written to mirror as ch_NN_summary.txt.</w:t>
+              <w:t>The system SHALL produce a chapter summary of 600–900 words mirroring the textbook's section headings in order. The summary describes what the chapter teaches — its concepts, phenomena, and content organisation. It notes the existence of activities without elaborating them. It does not describe exercises. Written to mirror as ch_NN_summary.txt.</w:t>
             </w:r>
           </w:p>
         </w:tc>
@@ -903,7 +870,6 @@
           <w:sz w:val="28"/>
           <w:szCs w:val="28"/>
         </w:rPr>
-        <w:lastRenderedPageBreak/>
         <w:t>Call 2 — Competency Mapping</w:t>
       </w:r>
     </w:p>
@@ -930,12 +896,6 @@
         <w:gridCol w:w="6760"/>
       </w:tblGrid>
       <w:tr>
-        <w:tblPrEx>
-          <w:tblCellMar>
-            <w:top w:w="0" w:type="dxa"/>
-            <w:bottom w:w="0" w:type="dxa"/>
-          </w:tblCellMar>
-        </w:tblPrEx>
         <w:tc>
           <w:tcPr>
             <w:tcW w:w="600" w:type="dxa"/>
@@ -1025,12 +985,6 @@
         </w:tc>
       </w:tr>
       <w:tr>
-        <w:tblPrEx>
-          <w:tblCellMar>
-            <w:top w:w="0" w:type="dxa"/>
-            <w:bottom w:w="0" w:type="dxa"/>
-          </w:tblCellMar>
-        </w:tblPrEx>
         <w:tc>
           <w:tcPr>
             <w:tcW w:w="600" w:type="dxa"/>
@@ -1156,12 +1110,6 @@
         </w:tc>
       </w:tr>
       <w:tr>
-        <w:tblPrEx>
-          <w:tblCellMar>
-            <w:top w:w="0" w:type="dxa"/>
-            <w:bottom w:w="0" w:type="dxa"/>
-          </w:tblCellMar>
-        </w:tblPrEx>
         <w:tc>
           <w:tcPr>
             <w:tcW w:w="600" w:type="dxa"/>
@@ -1247,12 +1195,6 @@
         </w:tc>
       </w:tr>
       <w:tr>
-        <w:tblPrEx>
-          <w:tblCellMar>
-            <w:top w:w="0" w:type="dxa"/>
-            <w:bottom w:w="0" w:type="dxa"/>
-          </w:tblCellMar>
-        </w:tblPrEx>
         <w:tc>
           <w:tcPr>
             <w:tcW w:w="600" w:type="dxa"/>
@@ -1338,12 +1280,6 @@
         </w:tc>
       </w:tr>
       <w:tr>
-        <w:tblPrEx>
-          <w:tblCellMar>
-            <w:top w:w="0" w:type="dxa"/>
-            <w:bottom w:w="0" w:type="dxa"/>
-          </w:tblCellMar>
-        </w:tblPrEx>
         <w:tc>
           <w:tcPr>
             <w:tcW w:w="600" w:type="dxa"/>
@@ -1481,12 +1417,6 @@
         <w:gridCol w:w="3497"/>
       </w:tblGrid>
       <w:tr>
-        <w:tblPrEx>
-          <w:tblCellMar>
-            <w:top w:w="0" w:type="dxa"/>
-            <w:bottom w:w="0" w:type="dxa"/>
-          </w:tblCellMar>
-        </w:tblPrEx>
         <w:tc>
           <w:tcPr>
             <w:tcW w:w="500" w:type="dxa"/>
@@ -1605,12 +1535,6 @@
         </w:tc>
       </w:tr>
       <w:tr>
-        <w:tblPrEx>
-          <w:tblCellMar>
-            <w:top w:w="0" w:type="dxa"/>
-            <w:bottom w:w="0" w:type="dxa"/>
-          </w:tblCellMar>
-        </w:tblPrEx>
         <w:tc>
           <w:tcPr>
             <w:tcW w:w="500" w:type="dxa"/>
@@ -1720,12 +1644,6 @@
         </w:tc>
       </w:tr>
       <w:tr>
-        <w:tblPrEx>
-          <w:tblCellMar>
-            <w:top w:w="0" w:type="dxa"/>
-            <w:bottom w:w="0" w:type="dxa"/>
-          </w:tblCellMar>
-        </w:tblPrEx>
         <w:tc>
           <w:tcPr>
             <w:tcW w:w="500" w:type="dxa"/>
@@ -1835,12 +1753,6 @@
         </w:tc>
       </w:tr>
       <w:tr>
-        <w:tblPrEx>
-          <w:tblCellMar>
-            <w:top w:w="0" w:type="dxa"/>
-            <w:bottom w:w="0" w:type="dxa"/>
-          </w:tblCellMar>
-        </w:tblPrEx>
         <w:tc>
           <w:tcPr>
             <w:tcW w:w="500" w:type="dxa"/>
@@ -1950,12 +1862,6 @@
         </w:tc>
       </w:tr>
       <w:tr>
-        <w:tblPrEx>
-          <w:tblCellMar>
-            <w:top w:w="0" w:type="dxa"/>
-            <w:bottom w:w="0" w:type="dxa"/>
-          </w:tblCellMar>
-        </w:tblPrEx>
         <w:tc>
           <w:tcPr>
             <w:tcW w:w="500" w:type="dxa"/>
@@ -1978,6 +1884,7 @@
               <w:rPr>
                 <w:rFonts w:cs="Arial"/>
               </w:rPr>
+              <w:lastRenderedPageBreak/>
               <w:t>04</w:t>
             </w:r>
           </w:p>
@@ -2065,12 +1972,6 @@
         </w:tc>
       </w:tr>
       <w:tr>
-        <w:tblPrEx>
-          <w:tblCellMar>
-            <w:top w:w="0" w:type="dxa"/>
-            <w:bottom w:w="0" w:type="dxa"/>
-          </w:tblCellMar>
-        </w:tblPrEx>
         <w:tc>
           <w:tcPr>
             <w:tcW w:w="500" w:type="dxa"/>
@@ -2093,7 +1994,6 @@
               <w:rPr>
                 <w:rFonts w:cs="Arial"/>
               </w:rPr>
-              <w:lastRenderedPageBreak/>
               <w:t>05</w:t>
             </w:r>
           </w:p>
@@ -2181,12 +2081,6 @@
         </w:tc>
       </w:tr>
       <w:tr>
-        <w:tblPrEx>
-          <w:tblCellMar>
-            <w:top w:w="0" w:type="dxa"/>
-            <w:bottom w:w="0" w:type="dxa"/>
-          </w:tblCellMar>
-        </w:tblPrEx>
         <w:tc>
           <w:tcPr>
             <w:tcW w:w="500" w:type="dxa"/>
@@ -2296,12 +2190,6 @@
         </w:tc>
       </w:tr>
       <w:tr>
-        <w:tblPrEx>
-          <w:tblCellMar>
-            <w:top w:w="0" w:type="dxa"/>
-            <w:bottom w:w="0" w:type="dxa"/>
-          </w:tblCellMar>
-        </w:tblPrEx>
         <w:tc>
           <w:tcPr>
             <w:tcW w:w="500" w:type="dxa"/>
@@ -2411,12 +2299,6 @@
         </w:tc>
       </w:tr>
       <w:tr>
-        <w:tblPrEx>
-          <w:tblCellMar>
-            <w:top w:w="0" w:type="dxa"/>
-            <w:bottom w:w="0" w:type="dxa"/>
-          </w:tblCellMar>
-        </w:tblPrEx>
         <w:tc>
           <w:tcPr>
             <w:tcW w:w="500" w:type="dxa"/>
@@ -2526,12 +2408,6 @@
         </w:tc>
       </w:tr>
       <w:tr>
-        <w:tblPrEx>
-          <w:tblCellMar>
-            <w:top w:w="0" w:type="dxa"/>
-            <w:bottom w:w="0" w:type="dxa"/>
-          </w:tblCellMar>
-        </w:tblPrEx>
         <w:tc>
           <w:tcPr>
             <w:tcW w:w="500" w:type="dxa"/>
@@ -2641,12 +2517,6 @@
         </w:tc>
       </w:tr>
       <w:tr>
-        <w:tblPrEx>
-          <w:tblCellMar>
-            <w:top w:w="0" w:type="dxa"/>
-            <w:bottom w:w="0" w:type="dxa"/>
-          </w:tblCellMar>
-        </w:tblPrEx>
         <w:tc>
           <w:tcPr>
             <w:tcW w:w="500" w:type="dxa"/>
@@ -2756,12 +2626,6 @@
         </w:tc>
       </w:tr>
       <w:tr>
-        <w:tblPrEx>
-          <w:tblCellMar>
-            <w:top w:w="0" w:type="dxa"/>
-            <w:bottom w:w="0" w:type="dxa"/>
-          </w:tblCellMar>
-        </w:tblPrEx>
         <w:tc>
           <w:tcPr>
             <w:tcW w:w="500" w:type="dxa"/>
@@ -2871,12 +2735,6 @@
         </w:tc>
       </w:tr>
       <w:tr>
-        <w:tblPrEx>
-          <w:tblCellMar>
-            <w:top w:w="0" w:type="dxa"/>
-            <w:bottom w:w="0" w:type="dxa"/>
-          </w:tblCellMar>
-        </w:tblPrEx>
         <w:tc>
           <w:tcPr>
             <w:tcW w:w="500" w:type="dxa"/>
@@ -3025,12 +2883,6 @@
         <w:gridCol w:w="5760"/>
       </w:tblGrid>
       <w:tr>
-        <w:tblPrEx>
-          <w:tblCellMar>
-            <w:top w:w="0" w:type="dxa"/>
-            <w:bottom w:w="0" w:type="dxa"/>
-          </w:tblCellMar>
-        </w:tblPrEx>
         <w:tc>
           <w:tcPr>
             <w:tcW w:w="2200" w:type="dxa"/>
@@ -3120,12 +2972,6 @@
         </w:tc>
       </w:tr>
       <w:tr>
-        <w:tblPrEx>
-          <w:tblCellMar>
-            <w:top w:w="0" w:type="dxa"/>
-            <w:bottom w:w="0" w:type="dxa"/>
-          </w:tblCellMar>
-        </w:tblPrEx>
         <w:tc>
           <w:tcPr>
             <w:tcW w:w="2200" w:type="dxa"/>
@@ -3211,12 +3057,6 @@
         </w:tc>
       </w:tr>
       <w:tr>
-        <w:tblPrEx>
-          <w:tblCellMar>
-            <w:top w:w="0" w:type="dxa"/>
-            <w:bottom w:w="0" w:type="dxa"/>
-          </w:tblCellMar>
-        </w:tblPrEx>
         <w:tc>
           <w:tcPr>
             <w:tcW w:w="2200" w:type="dxa"/>
@@ -3302,12 +3142,6 @@
         </w:tc>
       </w:tr>
       <w:tr>
-        <w:tblPrEx>
-          <w:tblCellMar>
-            <w:top w:w="0" w:type="dxa"/>
-            <w:bottom w:w="0" w:type="dxa"/>
-          </w:tblCellMar>
-        </w:tblPrEx>
         <w:tc>
           <w:tcPr>
             <w:tcW w:w="2200" w:type="dxa"/>
@@ -3393,12 +3227,6 @@
         </w:tc>
       </w:tr>
       <w:tr>
-        <w:tblPrEx>
-          <w:tblCellMar>
-            <w:top w:w="0" w:type="dxa"/>
-            <w:bottom w:w="0" w:type="dxa"/>
-          </w:tblCellMar>
-        </w:tblPrEx>
         <w:tc>
           <w:tcPr>
             <w:tcW w:w="2200" w:type="dxa"/>
@@ -3484,12 +3312,6 @@
         </w:tc>
       </w:tr>
       <w:tr>
-        <w:tblPrEx>
-          <w:tblCellMar>
-            <w:top w:w="0" w:type="dxa"/>
-            <w:bottom w:w="0" w:type="dxa"/>
-          </w:tblCellMar>
-        </w:tblPrEx>
         <w:tc>
           <w:tcPr>
             <w:tcW w:w="2200" w:type="dxa"/>
@@ -3575,12 +3397,6 @@
         </w:tc>
       </w:tr>
       <w:tr>
-        <w:tblPrEx>
-          <w:tblCellMar>
-            <w:top w:w="0" w:type="dxa"/>
-            <w:bottom w:w="0" w:type="dxa"/>
-          </w:tblCellMar>
-        </w:tblPrEx>
         <w:tc>
           <w:tcPr>
             <w:tcW w:w="2200" w:type="dxa"/>
@@ -3666,12 +3482,6 @@
         </w:tc>
       </w:tr>
       <w:tr>
-        <w:tblPrEx>
-          <w:tblCellMar>
-            <w:top w:w="0" w:type="dxa"/>
-            <w:bottom w:w="0" w:type="dxa"/>
-          </w:tblCellMar>
-        </w:tblPrEx>
         <w:tc>
           <w:tcPr>
             <w:tcW w:w="2200" w:type="dxa"/>
@@ -3757,12 +3567,6 @@
         </w:tc>
       </w:tr>
       <w:tr>
-        <w:tblPrEx>
-          <w:tblCellMar>
-            <w:top w:w="0" w:type="dxa"/>
-            <w:bottom w:w="0" w:type="dxa"/>
-          </w:tblCellMar>
-        </w:tblPrEx>
         <w:tc>
           <w:tcPr>
             <w:tcW w:w="2200" w:type="dxa"/>
@@ -3848,12 +3652,6 @@
         </w:tc>
       </w:tr>
       <w:tr>
-        <w:tblPrEx>
-          <w:tblCellMar>
-            <w:top w:w="0" w:type="dxa"/>
-            <w:bottom w:w="0" w:type="dxa"/>
-          </w:tblCellMar>
-        </w:tblPrEx>
         <w:tc>
           <w:tcPr>
             <w:tcW w:w="2200" w:type="dxa"/>
@@ -3939,12 +3737,6 @@
         </w:tc>
       </w:tr>
       <w:tr>
-        <w:tblPrEx>
-          <w:tblCellMar>
-            <w:top w:w="0" w:type="dxa"/>
-            <w:bottom w:w="0" w:type="dxa"/>
-          </w:tblCellMar>
-        </w:tblPrEx>
         <w:tc>
           <w:tcPr>
             <w:tcW w:w="2200" w:type="dxa"/>
@@ -4030,12 +3822,6 @@
         </w:tc>
       </w:tr>
       <w:tr>
-        <w:tblPrEx>
-          <w:tblCellMar>
-            <w:top w:w="0" w:type="dxa"/>
-            <w:bottom w:w="0" w:type="dxa"/>
-          </w:tblCellMar>
-        </w:tblPrEx>
         <w:tc>
           <w:tcPr>
             <w:tcW w:w="2200" w:type="dxa"/>
@@ -4121,12 +3907,6 @@
         </w:tc>
       </w:tr>
       <w:tr>
-        <w:tblPrEx>
-          <w:tblCellMar>
-            <w:top w:w="0" w:type="dxa"/>
-            <w:bottom w:w="0" w:type="dxa"/>
-          </w:tblCellMar>
-        </w:tblPrEx>
         <w:tc>
           <w:tcPr>
             <w:tcW w:w="2200" w:type="dxa"/>
@@ -4212,12 +3992,6 @@
         </w:tc>
       </w:tr>
       <w:tr>
-        <w:tblPrEx>
-          <w:tblCellMar>
-            <w:top w:w="0" w:type="dxa"/>
-            <w:bottom w:w="0" w:type="dxa"/>
-          </w:tblCellMar>
-        </w:tblPrEx>
         <w:tc>
           <w:tcPr>
             <w:tcW w:w="2200" w:type="dxa"/>
@@ -4303,12 +4077,6 @@
         </w:tc>
       </w:tr>
       <w:tr>
-        <w:tblPrEx>
-          <w:tblCellMar>
-            <w:top w:w="0" w:type="dxa"/>
-            <w:bottom w:w="0" w:type="dxa"/>
-          </w:tblCellMar>
-        </w:tblPrEx>
         <w:tc>
           <w:tcPr>
             <w:tcW w:w="2200" w:type="dxa"/>
@@ -4394,12 +4162,6 @@
         </w:tc>
       </w:tr>
       <w:tr>
-        <w:tblPrEx>
-          <w:tblCellMar>
-            <w:top w:w="0" w:type="dxa"/>
-            <w:bottom w:w="0" w:type="dxa"/>
-          </w:tblCellMar>
-        </w:tblPrEx>
         <w:tc>
           <w:tcPr>
             <w:tcW w:w="2200" w:type="dxa"/>
@@ -4485,12 +4247,6 @@
         </w:tc>
       </w:tr>
       <w:tr>
-        <w:tblPrEx>
-          <w:tblCellMar>
-            <w:top w:w="0" w:type="dxa"/>
-            <w:bottom w:w="0" w:type="dxa"/>
-          </w:tblCellMar>
-        </w:tblPrEx>
         <w:tc>
           <w:tcPr>
             <w:tcW w:w="2200" w:type="dxa"/>
